--- a/tailored_resumes/greenhouse-razorpaysoftwareprivatelimited-4744129005.docx
+++ b/tailored_resumes/greenhouse-razorpaysoftwareprivatelimited-4744129005.docx
@@ -25,7 +25,7 @@
     </w:p>
     <w:p>
       <w:r>
-        <w:t>Entry-level Data Analyst with a strong foundation in SQL, Python, and AI fundamentals, aiming to leverage data visualization and automation skills within a business finance context. Experienced in creating business-centric dashboards and performing data classification to drive actionable insights and process improvements.</w:t>
+        <w:t>Detail-oriented entry-level Data Analyst with strong technical skills in Python, SQL, Excel, and data visualization tools like Tableau and Power BI, backed by certification in AI fundamentals. Experienced in performing data analysis, classifying datasets, and building business dashboards through interactive simulations. Eager to support business finance teams with automated reporting, data accuracy, and analytics workflows.</w:t>
       </w:r>
     </w:p>
     <w:p>
@@ -38,7 +38,7 @@
     </w:p>
     <w:p>
       <w:r>
-        <w:t>SQL, Python, AI Fundamentals, Tableau, Power BI, Excel, Data Visualization, Database Design</w:t>
+        <w:t>SQL, Python, Data Visualization, Tableau, Power BI, Excel, Database Design, Query Optimization, AI fundamentals</w:t>
       </w:r>
     </w:p>
     <w:p>
@@ -62,7 +62,7 @@
         <w:pStyle w:val="ListBullet"/>
       </w:pPr>
       <w:r>
-        <w:t>Completed a Deloitte data analytics simulation focused on forensic technology and business analysis requirements.</w:t>
+        <w:t>Executed data analysis and classification using Excel to evaluate business metrics and draw actionable conclusions.</w:t>
       </w:r>
     </w:p>
     <w:p>
@@ -70,7 +70,7 @@
         <w:pStyle w:val="ListBullet"/>
       </w:pPr>
       <w:r>
-        <w:t>Developed a data dashboard using Tableau to visualize key metrics and support business decision-making.</w:t>
+        <w:t>Designed and developed automated visual data dashboards using Tableau to communicate data insights effectively.</w:t>
       </w:r>
     </w:p>
     <w:p>
@@ -78,7 +78,7 @@
         <w:pStyle w:val="ListBullet"/>
       </w:pPr>
       <w:r>
-        <w:t>Utilized Excel to classify complex datasets and draw business conclusions to ensure data accuracy.</w:t>
+        <w:t>Engaged in a forensic technology and data analytics job simulation focused on structured problem-solving and reporting precision.</w:t>
       </w:r>
     </w:p>
     <w:p>
@@ -110,7 +110,7 @@
         <w:pStyle w:val="ListBullet"/>
       </w:pPr>
       <w:r>
-        <w:t>Applied technical problem-solving and AI fundamentals to identify and resolve complex design issues in SoC verification.</w:t>
+        <w:t>Community Service Project on Digital Frauds: Raised awareness on online scams, phishing, and digital fraud prevention through informative materials and sessions.</w:t>
       </w:r>
     </w:p>
     <w:p>
@@ -118,7 +118,7 @@
         <w:pStyle w:val="ListBullet"/>
       </w:pPr>
       <w:r>
-        <w:t>Led a community service project on digital frauds, demonstrating an understanding of cyber safety and fintech-related security risks.</w:t>
+        <w:t>Clock Domain Crossing (CDC) Verification in SoC: Implemented targeted verification strategies to resolve design issues and enhance system reliability.</w:t>
       </w:r>
     </w:p>
     <w:p>

--- a/tailored_resumes/greenhouse-razorpaysoftwareprivatelimited-4744129005.docx
+++ b/tailored_resumes/greenhouse-razorpaysoftwareprivatelimited-4744129005.docx
@@ -25,7 +25,7 @@
     </w:p>
     <w:p>
       <w:r>
-        <w:t>Detail-oriented entry-level Data Analyst with strong technical skills in Python, SQL, Excel, and data visualization tools like Tableau and Power BI, backed by certification in AI fundamentals. Experienced in performing data analysis, classifying datasets, and building business dashboards through interactive simulations. Eager to support business finance teams with automated reporting, data accuracy, and analytics workflows.</w:t>
+        <w:t>Entry-level Data Analyst with strong foundational skills in Python, SQL, Excel, and BI tools including Tableau and Power BI, alongside certified knowledge in AI fundamentals. Demonstrated experience in data analysis, report generation, and creating interactive dashboards through a data analytics job simulation. Seeking to leverage analytical capabilities to support business finance reporting, data accuracy, and process automation.</w:t>
       </w:r>
     </w:p>
     <w:p>
@@ -38,7 +38,7 @@
     </w:p>
     <w:p>
       <w:r>
-        <w:t>SQL, Python, Data Visualization, Tableau, Power BI, Excel, Database Design, Query Optimization, AI fundamentals</w:t>
+        <w:t>SQL, Python, Tableau, Power BI, Data Visualization, Excel, AI fundamentals, Query Optimization</w:t>
       </w:r>
     </w:p>
     <w:p>
@@ -62,7 +62,7 @@
         <w:pStyle w:val="ListBullet"/>
       </w:pPr>
       <w:r>
-        <w:t>Executed data analysis and classification using Excel to evaluate business metrics and draw actionable conclusions.</w:t>
+        <w:t>Executed data analysis and forensic technology tasks in a Deloitte job simulation to support data-driven decision-making and reporting.</w:t>
       </w:r>
     </w:p>
     <w:p>
@@ -70,7 +70,7 @@
         <w:pStyle w:val="ListBullet"/>
       </w:pPr>
       <w:r>
-        <w:t>Designed and developed automated visual data dashboards using Tableau to communicate data insights effectively.</w:t>
+        <w:t>Designed and developed a data dashboard using Tableau to effectively visualize key analytical insights.</w:t>
       </w:r>
     </w:p>
     <w:p>
@@ -78,7 +78,7 @@
         <w:pStyle w:val="ListBullet"/>
       </w:pPr>
       <w:r>
-        <w:t>Engaged in a forensic technology and data analytics job simulation focused on structured problem-solving and reporting precision.</w:t>
+        <w:t>Leveraged Excel to classify structured data and derive business conclusions for enhanced data accuracy.</w:t>
       </w:r>
     </w:p>
     <w:p>
@@ -110,7 +110,7 @@
         <w:pStyle w:val="ListBullet"/>
       </w:pPr>
       <w:r>
-        <w:t>Community Service Project on Digital Frauds: Raised awareness on online scams, phishing, and digital fraud prevention through informative materials and sessions.</w:t>
+        <w:t>Conducted research and delivered awareness sessions on digital frauds, phishing, and cyber scam prevention to educate users on safe practices.</w:t>
       </w:r>
     </w:p>
     <w:p>
@@ -118,7 +118,7 @@
         <w:pStyle w:val="ListBullet"/>
       </w:pPr>
       <w:r>
-        <w:t>Clock Domain Crossing (CDC) Verification in SoC: Implemented targeted verification strategies to resolve design issues and enhance system reliability.</w:t>
+        <w:t>Identified and resolved Clock Domain Crossing issues in complex SoC designs using verification strategies to enhance reliability and data integrity.</w:t>
       </w:r>
     </w:p>
     <w:p>
